--- a/backend/app/templates/documents/termination_agreement_en.docx
+++ b/backend/app/templates/documents/termination_agreement_en.docx
@@ -232,7 +232,7 @@
           <w:szCs w:val="20"/>
           <w:lang w:val="en-US"/>
         </w:rPr>
-        <w:t xml:space="preserve"> conducting business activity under the name: {{ partner.legal_name or '…' }}, registered in the Central Register and Information on Economic Activity at the address: {{ partner.business_address or '…' }}, Tax Identification Number (NIP): {{ partner.nip or '…' }}, National Business Registry Number (REGON): {{ partner.regon or '…' }},</w:t>
+        <w:t xml:space="preserve"> conducting business activity under the name: {{ partner.legal_name or '…' }}, registered in the Central Register and Information on Economic Activity at the address{% if partner.address_for_service %} for service{% endif %}: {{ partner.business_address or '…' }}, Tax Identification Number (NIP): {{ partner.nip or '…' }}, National Business Registry Number (REGON): {{ partner.regon or '…' }},</w:t>
       </w:r>
       <w:proofErr w:type="spellEnd"/>
       <w:proofErr w:type="spellStart"/>
